--- a/downloads/student/Unit 04/Handout 04.08 - Color Wheel Room Cards and Pitch Sheet.docx
+++ b/downloads/student/Unit 04/Handout 04.08 - Color Wheel Room Cards and Pitch Sheet.docx
@@ -69,7 +69,7 @@
         <w:pStyle w:val="FirstParagraph"/>
       </w:pPr>
       <w:r>
-        <w:t xml:space="preserve">**** These are working translations. The English word stays on every card, because the English word is the one you will see on a paint chip in a store.</w:t>
+        <w:t xml:space="preserve">These are working translations. The English word stays on every card, because the English word is the one you will see on a paint chip in a store.</w:t>
       </w:r>
     </w:p>
     <w:tbl>
